--- a/fra/docx/002.content.docx
+++ b/fra/docx/002.content.docx
@@ -1520,6 +1520,918 @@
         </w:rPr>
       </w:r>
       <w:hyperlink r:id="rId36">
+        <w:r>
+          <w:rPr>
+            <w:lang w:val="fr_FR" w:bidi="fr_FR"/>
+          </w:rPr>
+          <w:rPr>
+            <w:color w:val="0000EE"/>
+            <w:u w:val="single"/>
+          </w:rPr>
+          <w:t>link</w:t>
+        </w:r>
+      </w:hyperlink>
+      <w:r>
+        <w:rPr>
+          <w:lang w:val="fr_FR" w:bidi="fr_FR"/>
+        </w:rPr>
+      </w:r>
+      <w:r>
+        <w:rPr>
+          <w:lang w:val="fr_FR" w:bidi="fr_FR"/>
+        </w:rPr>
+      </w:r>
+    </w:p>
+    <w:p>
+      <w:pPr/>
+      <w:r>
+        <w:rPr>
+          <w:lang w:val="fr_FR" w:bidi="fr_FR"/>
+        </w:rPr>
+      </w:r>
+    </w:p>
+    <w:p>
+      <w:pPr>
+        <w:pStyle w:val="Heading2"/>
+      </w:pPr>
+      <w:r>
+        <w:rPr>
+          <w:lang w:val="fr_FR" w:bidi="fr_FR"/>
+        </w:rPr>
+        <w:t>Brebis coincées dans une fosse</w:t>
+      </w:r>
+      <w:r>
+        <w:rPr>
+          <w:lang w:val="fr_FR" w:bidi="fr_FR"/>
+        </w:rPr>
+      </w:r>
+    </w:p>
+    <w:p>
+      <w:pPr>
+        <w:pStyle w:val="Heading4"/>
+      </w:pPr>
+      <w:r>
+        <w:rPr>
+          <w:lang w:val="fr_FR" w:bidi="fr_FR"/>
+        </w:rPr>
+        <w:t>Image Content</w:t>
+      </w:r>
+      <w:r>
+        <w:rPr>
+          <w:lang w:val="fr_FR" w:bidi="fr_FR"/>
+        </w:rPr>
+      </w:r>
+    </w:p>
+    <w:p>
+      <w:pPr/>
+      <w:r>
+        <w:rPr>
+          <w:lang w:val="fr_FR" w:bidi="fr_FR"/>
+        </w:rPr>
+      </w:r>
+    </w:p>
+    <w:p>
+      <w:r>
+        <w:drawing>
+          <wp:inline xmlns:a="http://schemas.openxmlformats.org/drawingml/2006/main" xmlns:pic="http://schemas.openxmlformats.org/drawingml/2006/picture">
+            <wp:extent cx="6096000" cy="4090416"/>
+            <wp:docPr id="13" name="Picture 13"/>
+            <wp:cNvGraphicFramePr>
+              <a:graphicFrameLocks noChangeAspect="1"/>
+            </wp:cNvGraphicFramePr>
+            <a:graphic>
+              <a:graphicData uri="http://schemas.openxmlformats.org/drawingml/2006/picture">
+                <pic:pic>
+                  <pic:nvPicPr>
+                    <pic:cNvPr id="0" name="image.jpg"/>
+                    <pic:cNvPicPr/>
+                  </pic:nvPicPr>
+                  <pic:blipFill>
+                    <a:blip r:embed="rId37"/>
+                    <a:stretch>
+                      <a:fillRect/>
+                    </a:stretch>
+                  </pic:blipFill>
+                  <pic:spPr>
+                    <a:xfrm>
+                      <a:off x="0" y="0"/>
+                      <a:ext cx="6096000" cy="4090416"/>
+                    </a:xfrm>
+                    <a:prstGeom prst="rect"/>
+                  </pic:spPr>
+                </pic:pic>
+              </a:graphicData>
+            </a:graphic>
+          </wp:inline>
+        </w:drawing>
+      </w:r>
+    </w:p>
+    <w:p>
+      <w:pPr/>
+      <w:r>
+        <w:rPr>
+          <w:lang w:val="fr_FR" w:bidi="fr_FR"/>
+        </w:rPr>
+      </w:r>
+      <w:hyperlink r:id="rId38">
+        <w:r>
+          <w:rPr>
+            <w:lang w:val="fr_FR" w:bidi="fr_FR"/>
+          </w:rPr>
+          <w:rPr>
+            <w:color w:val="0000EE"/>
+            <w:u w:val="single"/>
+          </w:rPr>
+          <w:t>link</w:t>
+        </w:r>
+      </w:hyperlink>
+      <w:r>
+        <w:rPr>
+          <w:lang w:val="fr_FR" w:bidi="fr_FR"/>
+        </w:rPr>
+      </w:r>
+      <w:r>
+        <w:rPr>
+          <w:lang w:val="fr_FR" w:bidi="fr_FR"/>
+        </w:rPr>
+      </w:r>
+    </w:p>
+    <w:p>
+      <w:pPr/>
+      <w:r>
+        <w:rPr>
+          <w:lang w:val="fr_FR" w:bidi="fr_FR"/>
+        </w:rPr>
+      </w:r>
+    </w:p>
+    <w:p>
+      <w:pPr>
+        <w:pStyle w:val="Heading2"/>
+      </w:pPr>
+      <w:r>
+        <w:rPr>
+          <w:lang w:val="fr_FR" w:bidi="fr_FR"/>
+        </w:rPr>
+        <w:t>Brebis coincées dans une fosse</w:t>
+      </w:r>
+      <w:r>
+        <w:rPr>
+          <w:lang w:val="fr_FR" w:bidi="fr_FR"/>
+        </w:rPr>
+      </w:r>
+    </w:p>
+    <w:p>
+      <w:pPr>
+        <w:pStyle w:val="Heading4"/>
+      </w:pPr>
+      <w:r>
+        <w:rPr>
+          <w:lang w:val="fr_FR" w:bidi="fr_FR"/>
+        </w:rPr>
+        <w:t>Image Content</w:t>
+      </w:r>
+      <w:r>
+        <w:rPr>
+          <w:lang w:val="fr_FR" w:bidi="fr_FR"/>
+        </w:rPr>
+      </w:r>
+    </w:p>
+    <w:p>
+      <w:pPr/>
+      <w:r>
+        <w:rPr>
+          <w:lang w:val="fr_FR" w:bidi="fr_FR"/>
+        </w:rPr>
+      </w:r>
+    </w:p>
+    <w:p>
+      <w:r>
+        <w:drawing>
+          <wp:inline xmlns:a="http://schemas.openxmlformats.org/drawingml/2006/main" xmlns:pic="http://schemas.openxmlformats.org/drawingml/2006/picture">
+            <wp:extent cx="6096000" cy="4090416"/>
+            <wp:docPr id="14" name="Picture 14"/>
+            <wp:cNvGraphicFramePr>
+              <a:graphicFrameLocks noChangeAspect="1"/>
+            </wp:cNvGraphicFramePr>
+            <a:graphic>
+              <a:graphicData uri="http://schemas.openxmlformats.org/drawingml/2006/picture">
+                <pic:pic>
+                  <pic:nvPicPr>
+                    <pic:cNvPr id="0" name="image.jpg"/>
+                    <pic:cNvPicPr/>
+                  </pic:nvPicPr>
+                  <pic:blipFill>
+                    <a:blip r:embed="rId39"/>
+                    <a:stretch>
+                      <a:fillRect/>
+                    </a:stretch>
+                  </pic:blipFill>
+                  <pic:spPr>
+                    <a:xfrm>
+                      <a:off x="0" y="0"/>
+                      <a:ext cx="6096000" cy="4090416"/>
+                    </a:xfrm>
+                    <a:prstGeom prst="rect"/>
+                  </pic:spPr>
+                </pic:pic>
+              </a:graphicData>
+            </a:graphic>
+          </wp:inline>
+        </w:drawing>
+      </w:r>
+    </w:p>
+    <w:p>
+      <w:pPr/>
+      <w:r>
+        <w:rPr>
+          <w:lang w:val="fr_FR" w:bidi="fr_FR"/>
+        </w:rPr>
+      </w:r>
+      <w:hyperlink r:id="rId40">
+        <w:r>
+          <w:rPr>
+            <w:lang w:val="fr_FR" w:bidi="fr_FR"/>
+          </w:rPr>
+          <w:rPr>
+            <w:color w:val="0000EE"/>
+            <w:u w:val="single"/>
+          </w:rPr>
+          <w:t>link</w:t>
+        </w:r>
+      </w:hyperlink>
+      <w:r>
+        <w:rPr>
+          <w:lang w:val="fr_FR" w:bidi="fr_FR"/>
+        </w:rPr>
+      </w:r>
+      <w:r>
+        <w:rPr>
+          <w:lang w:val="fr_FR" w:bidi="fr_FR"/>
+        </w:rPr>
+      </w:r>
+    </w:p>
+    <w:p>
+      <w:pPr/>
+      <w:r>
+        <w:rPr>
+          <w:lang w:val="fr_FR" w:bidi="fr_FR"/>
+        </w:rPr>
+      </w:r>
+    </w:p>
+    <w:p>
+      <w:pPr>
+        <w:pStyle w:val="Heading2"/>
+      </w:pPr>
+      <w:r>
+        <w:rPr>
+          <w:lang w:val="fr_FR" w:bidi="fr_FR"/>
+        </w:rPr>
+        <w:t>Brebis coincées dans une fosse</w:t>
+      </w:r>
+      <w:r>
+        <w:rPr>
+          <w:lang w:val="fr_FR" w:bidi="fr_FR"/>
+        </w:rPr>
+      </w:r>
+    </w:p>
+    <w:p>
+      <w:pPr>
+        <w:pStyle w:val="Heading4"/>
+      </w:pPr>
+      <w:r>
+        <w:rPr>
+          <w:lang w:val="fr_FR" w:bidi="fr_FR"/>
+        </w:rPr>
+        <w:t>Image Content</w:t>
+      </w:r>
+      <w:r>
+        <w:rPr>
+          <w:lang w:val="fr_FR" w:bidi="fr_FR"/>
+        </w:rPr>
+      </w:r>
+    </w:p>
+    <w:p>
+      <w:pPr/>
+      <w:r>
+        <w:rPr>
+          <w:lang w:val="fr_FR" w:bidi="fr_FR"/>
+        </w:rPr>
+      </w:r>
+    </w:p>
+    <w:p>
+      <w:r>
+        <w:drawing>
+          <wp:inline xmlns:a="http://schemas.openxmlformats.org/drawingml/2006/main" xmlns:pic="http://schemas.openxmlformats.org/drawingml/2006/picture">
+            <wp:extent cx="6096000" cy="4090416"/>
+            <wp:docPr id="15" name="Picture 15"/>
+            <wp:cNvGraphicFramePr>
+              <a:graphicFrameLocks noChangeAspect="1"/>
+            </wp:cNvGraphicFramePr>
+            <a:graphic>
+              <a:graphicData uri="http://schemas.openxmlformats.org/drawingml/2006/picture">
+                <pic:pic>
+                  <pic:nvPicPr>
+                    <pic:cNvPr id="0" name="image.jpg"/>
+                    <pic:cNvPicPr/>
+                  </pic:nvPicPr>
+                  <pic:blipFill>
+                    <a:blip r:embed="rId41"/>
+                    <a:stretch>
+                      <a:fillRect/>
+                    </a:stretch>
+                  </pic:blipFill>
+                  <pic:spPr>
+                    <a:xfrm>
+                      <a:off x="0" y="0"/>
+                      <a:ext cx="6096000" cy="4090416"/>
+                    </a:xfrm>
+                    <a:prstGeom prst="rect"/>
+                  </pic:spPr>
+                </pic:pic>
+              </a:graphicData>
+            </a:graphic>
+          </wp:inline>
+        </w:drawing>
+      </w:r>
+    </w:p>
+    <w:p>
+      <w:pPr/>
+      <w:r>
+        <w:rPr>
+          <w:lang w:val="fr_FR" w:bidi="fr_FR"/>
+        </w:rPr>
+      </w:r>
+      <w:hyperlink r:id="rId42">
+        <w:r>
+          <w:rPr>
+            <w:lang w:val="fr_FR" w:bidi="fr_FR"/>
+          </w:rPr>
+          <w:rPr>
+            <w:color w:val="0000EE"/>
+            <w:u w:val="single"/>
+          </w:rPr>
+          <w:t>link</w:t>
+        </w:r>
+      </w:hyperlink>
+      <w:r>
+        <w:rPr>
+          <w:lang w:val="fr_FR" w:bidi="fr_FR"/>
+        </w:rPr>
+      </w:r>
+      <w:r>
+        <w:rPr>
+          <w:lang w:val="fr_FR" w:bidi="fr_FR"/>
+        </w:rPr>
+      </w:r>
+    </w:p>
+    <w:p>
+      <w:pPr/>
+      <w:r>
+        <w:rPr>
+          <w:lang w:val="fr_FR" w:bidi="fr_FR"/>
+        </w:rPr>
+      </w:r>
+    </w:p>
+    <w:p>
+      <w:pPr>
+        <w:pStyle w:val="Heading2"/>
+      </w:pPr>
+      <w:r>
+        <w:rPr>
+          <w:lang w:val="fr_FR" w:bidi="fr_FR"/>
+        </w:rPr>
+        <w:t>Brebis et chèvres</w:t>
+      </w:r>
+      <w:r>
+        <w:rPr>
+          <w:lang w:val="fr_FR" w:bidi="fr_FR"/>
+        </w:rPr>
+      </w:r>
+    </w:p>
+    <w:p>
+      <w:pPr>
+        <w:pStyle w:val="Heading4"/>
+      </w:pPr>
+      <w:r>
+        <w:rPr>
+          <w:lang w:val="fr_FR" w:bidi="fr_FR"/>
+        </w:rPr>
+        <w:t>Image Content</w:t>
+      </w:r>
+      <w:r>
+        <w:rPr>
+          <w:lang w:val="fr_FR" w:bidi="fr_FR"/>
+        </w:rPr>
+      </w:r>
+    </w:p>
+    <w:p>
+      <w:pPr/>
+      <w:r>
+        <w:rPr>
+          <w:lang w:val="fr_FR" w:bidi="fr_FR"/>
+        </w:rPr>
+      </w:r>
+    </w:p>
+    <w:p>
+      <w:r>
+        <w:drawing>
+          <wp:inline xmlns:a="http://schemas.openxmlformats.org/drawingml/2006/main" xmlns:pic="http://schemas.openxmlformats.org/drawingml/2006/picture">
+            <wp:extent cx="6096000" cy="4572000"/>
+            <wp:docPr id="16" name="Picture 16"/>
+            <wp:cNvGraphicFramePr>
+              <a:graphicFrameLocks noChangeAspect="1"/>
+            </wp:cNvGraphicFramePr>
+            <a:graphic>
+              <a:graphicData uri="http://schemas.openxmlformats.org/drawingml/2006/picture">
+                <pic:pic>
+                  <pic:nvPicPr>
+                    <pic:cNvPr id="0" name="image.jpg"/>
+                    <pic:cNvPicPr/>
+                  </pic:nvPicPr>
+                  <pic:blipFill>
+                    <a:blip r:embed="rId43"/>
+                    <a:stretch>
+                      <a:fillRect/>
+                    </a:stretch>
+                  </pic:blipFill>
+                  <pic:spPr>
+                    <a:xfrm>
+                      <a:off x="0" y="0"/>
+                      <a:ext cx="6096000" cy="4572000"/>
+                    </a:xfrm>
+                    <a:prstGeom prst="rect"/>
+                  </pic:spPr>
+                </pic:pic>
+              </a:graphicData>
+            </a:graphic>
+          </wp:inline>
+        </w:drawing>
+      </w:r>
+    </w:p>
+    <w:p>
+      <w:pPr/>
+      <w:r>
+        <w:rPr>
+          <w:lang w:val="fr_FR" w:bidi="fr_FR"/>
+        </w:rPr>
+      </w:r>
+      <w:hyperlink r:id="rId44">
+        <w:r>
+          <w:rPr>
+            <w:lang w:val="fr_FR" w:bidi="fr_FR"/>
+          </w:rPr>
+          <w:rPr>
+            <w:color w:val="0000EE"/>
+            <w:u w:val="single"/>
+          </w:rPr>
+          <w:t>link</w:t>
+        </w:r>
+      </w:hyperlink>
+      <w:r>
+        <w:rPr>
+          <w:lang w:val="fr_FR" w:bidi="fr_FR"/>
+        </w:rPr>
+      </w:r>
+      <w:r>
+        <w:rPr>
+          <w:lang w:val="fr_FR" w:bidi="fr_FR"/>
+        </w:rPr>
+      </w:r>
+    </w:p>
+    <w:p>
+      <w:pPr/>
+      <w:r>
+        <w:rPr>
+          <w:lang w:val="fr_FR" w:bidi="fr_FR"/>
+        </w:rPr>
+      </w:r>
+    </w:p>
+    <w:p>
+      <w:pPr>
+        <w:pStyle w:val="Heading2"/>
+      </w:pPr>
+      <w:r>
+        <w:rPr>
+          <w:lang w:val="fr_FR" w:bidi="fr_FR"/>
+        </w:rPr>
+        <w:t>Brebis et chèvres</w:t>
+      </w:r>
+      <w:r>
+        <w:rPr>
+          <w:lang w:val="fr_FR" w:bidi="fr_FR"/>
+        </w:rPr>
+      </w:r>
+    </w:p>
+    <w:p>
+      <w:pPr>
+        <w:pStyle w:val="Heading4"/>
+      </w:pPr>
+      <w:r>
+        <w:rPr>
+          <w:lang w:val="fr_FR" w:bidi="fr_FR"/>
+        </w:rPr>
+        <w:t>Image Content</w:t>
+      </w:r>
+      <w:r>
+        <w:rPr>
+          <w:lang w:val="fr_FR" w:bidi="fr_FR"/>
+        </w:rPr>
+      </w:r>
+    </w:p>
+    <w:p>
+      <w:pPr/>
+      <w:r>
+        <w:rPr>
+          <w:lang w:val="fr_FR" w:bidi="fr_FR"/>
+        </w:rPr>
+      </w:r>
+    </w:p>
+    <w:p>
+      <w:r>
+        <w:drawing>
+          <wp:inline xmlns:a="http://schemas.openxmlformats.org/drawingml/2006/main" xmlns:pic="http://schemas.openxmlformats.org/drawingml/2006/picture">
+            <wp:extent cx="6096000" cy="4651248"/>
+            <wp:docPr id="17" name="Picture 17"/>
+            <wp:cNvGraphicFramePr>
+              <a:graphicFrameLocks noChangeAspect="1"/>
+            </wp:cNvGraphicFramePr>
+            <a:graphic>
+              <a:graphicData uri="http://schemas.openxmlformats.org/drawingml/2006/picture">
+                <pic:pic>
+                  <pic:nvPicPr>
+                    <pic:cNvPr id="0" name="image.jpg"/>
+                    <pic:cNvPicPr/>
+                  </pic:nvPicPr>
+                  <pic:blipFill>
+                    <a:blip r:embed="rId45"/>
+                    <a:stretch>
+                      <a:fillRect/>
+                    </a:stretch>
+                  </pic:blipFill>
+                  <pic:spPr>
+                    <a:xfrm>
+                      <a:off x="0" y="0"/>
+                      <a:ext cx="6096000" cy="4651248"/>
+                    </a:xfrm>
+                    <a:prstGeom prst="rect"/>
+                  </pic:spPr>
+                </pic:pic>
+              </a:graphicData>
+            </a:graphic>
+          </wp:inline>
+        </w:drawing>
+      </w:r>
+    </w:p>
+    <w:p>
+      <w:pPr/>
+      <w:r>
+        <w:rPr>
+          <w:lang w:val="fr_FR" w:bidi="fr_FR"/>
+        </w:rPr>
+      </w:r>
+      <w:hyperlink r:id="rId46">
+        <w:r>
+          <w:rPr>
+            <w:lang w:val="fr_FR" w:bidi="fr_FR"/>
+          </w:rPr>
+          <w:rPr>
+            <w:color w:val="0000EE"/>
+            <w:u w:val="single"/>
+          </w:rPr>
+          <w:t>link</w:t>
+        </w:r>
+      </w:hyperlink>
+      <w:r>
+        <w:rPr>
+          <w:lang w:val="fr_FR" w:bidi="fr_FR"/>
+        </w:rPr>
+      </w:r>
+      <w:r>
+        <w:rPr>
+          <w:lang w:val="fr_FR" w:bidi="fr_FR"/>
+        </w:rPr>
+      </w:r>
+    </w:p>
+    <w:p>
+      <w:pPr/>
+      <w:r>
+        <w:rPr>
+          <w:lang w:val="fr_FR" w:bidi="fr_FR"/>
+        </w:rPr>
+      </w:r>
+    </w:p>
+    <w:p>
+      <w:pPr>
+        <w:pStyle w:val="Heading2"/>
+      </w:pPr>
+      <w:r>
+        <w:rPr>
+          <w:lang w:val="fr_FR" w:bidi="fr_FR"/>
+        </w:rPr>
+        <w:t>Bûche</w:t>
+      </w:r>
+      <w:r>
+        <w:rPr>
+          <w:lang w:val="fr_FR" w:bidi="fr_FR"/>
+        </w:rPr>
+      </w:r>
+    </w:p>
+    <w:p>
+      <w:pPr>
+        <w:pStyle w:val="Heading4"/>
+      </w:pPr>
+      <w:r>
+        <w:rPr>
+          <w:lang w:val="fr_FR" w:bidi="fr_FR"/>
+        </w:rPr>
+        <w:t>Image Content</w:t>
+      </w:r>
+      <w:r>
+        <w:rPr>
+          <w:lang w:val="fr_FR" w:bidi="fr_FR"/>
+        </w:rPr>
+      </w:r>
+    </w:p>
+    <w:p>
+      <w:pPr/>
+      <w:r>
+        <w:rPr>
+          <w:lang w:val="fr_FR" w:bidi="fr_FR"/>
+        </w:rPr>
+      </w:r>
+    </w:p>
+    <w:p>
+      <w:r>
+        <w:drawing>
+          <wp:inline xmlns:a="http://schemas.openxmlformats.org/drawingml/2006/main" xmlns:pic="http://schemas.openxmlformats.org/drawingml/2006/picture">
+            <wp:extent cx="6096000" cy="4572000"/>
+            <wp:docPr id="18" name="Picture 18"/>
+            <wp:cNvGraphicFramePr>
+              <a:graphicFrameLocks noChangeAspect="1"/>
+            </wp:cNvGraphicFramePr>
+            <a:graphic>
+              <a:graphicData uri="http://schemas.openxmlformats.org/drawingml/2006/picture">
+                <pic:pic>
+                  <pic:nvPicPr>
+                    <pic:cNvPr id="0" name="image.jpg"/>
+                    <pic:cNvPicPr/>
+                  </pic:nvPicPr>
+                  <pic:blipFill>
+                    <a:blip r:embed="rId47"/>
+                    <a:stretch>
+                      <a:fillRect/>
+                    </a:stretch>
+                  </pic:blipFill>
+                  <pic:spPr>
+                    <a:xfrm>
+                      <a:off x="0" y="0"/>
+                      <a:ext cx="6096000" cy="4572000"/>
+                    </a:xfrm>
+                    <a:prstGeom prst="rect"/>
+                  </pic:spPr>
+                </pic:pic>
+              </a:graphicData>
+            </a:graphic>
+          </wp:inline>
+        </w:drawing>
+      </w:r>
+    </w:p>
+    <w:p>
+      <w:pPr/>
+      <w:r>
+        <w:rPr>
+          <w:lang w:val="fr_FR" w:bidi="fr_FR"/>
+        </w:rPr>
+      </w:r>
+      <w:hyperlink r:id="rId48">
+        <w:r>
+          <w:rPr>
+            <w:lang w:val="fr_FR" w:bidi="fr_FR"/>
+          </w:rPr>
+          <w:rPr>
+            <w:color w:val="0000EE"/>
+            <w:u w:val="single"/>
+          </w:rPr>
+          <w:t>link</w:t>
+        </w:r>
+      </w:hyperlink>
+      <w:r>
+        <w:rPr>
+          <w:lang w:val="fr_FR" w:bidi="fr_FR"/>
+        </w:rPr>
+      </w:r>
+      <w:r>
+        <w:rPr>
+          <w:lang w:val="fr_FR" w:bidi="fr_FR"/>
+        </w:rPr>
+      </w:r>
+    </w:p>
+    <w:p>
+      <w:pPr/>
+      <w:r>
+        <w:rPr>
+          <w:lang w:val="fr_FR" w:bidi="fr_FR"/>
+        </w:rPr>
+      </w:r>
+    </w:p>
+    <w:p>
+      <w:pPr>
+        <w:pStyle w:val="Heading2"/>
+      </w:pPr>
+      <w:r>
+        <w:rPr>
+          <w:lang w:val="fr_FR" w:bidi="fr_FR"/>
+        </w:rPr>
+        <w:t>Bûche</w:t>
+      </w:r>
+      <w:r>
+        <w:rPr>
+          <w:lang w:val="fr_FR" w:bidi="fr_FR"/>
+        </w:rPr>
+      </w:r>
+    </w:p>
+    <w:p>
+      <w:pPr>
+        <w:pStyle w:val="Heading4"/>
+      </w:pPr>
+      <w:r>
+        <w:rPr>
+          <w:lang w:val="fr_FR" w:bidi="fr_FR"/>
+        </w:rPr>
+        <w:t>Image Content</w:t>
+      </w:r>
+      <w:r>
+        <w:rPr>
+          <w:lang w:val="fr_FR" w:bidi="fr_FR"/>
+        </w:rPr>
+      </w:r>
+    </w:p>
+    <w:p>
+      <w:pPr/>
+      <w:r>
+        <w:rPr>
+          <w:lang w:val="fr_FR" w:bidi="fr_FR"/>
+        </w:rPr>
+      </w:r>
+    </w:p>
+    <w:p>
+      <w:r>
+        <w:drawing>
+          <wp:inline xmlns:a="http://schemas.openxmlformats.org/drawingml/2006/main" xmlns:pic="http://schemas.openxmlformats.org/drawingml/2006/picture">
+            <wp:extent cx="6096000" cy="3432048"/>
+            <wp:docPr id="19" name="Picture 19"/>
+            <wp:cNvGraphicFramePr>
+              <a:graphicFrameLocks noChangeAspect="1"/>
+            </wp:cNvGraphicFramePr>
+            <a:graphic>
+              <a:graphicData uri="http://schemas.openxmlformats.org/drawingml/2006/picture">
+                <pic:pic>
+                  <pic:nvPicPr>
+                    <pic:cNvPr id="0" name="image.jpg"/>
+                    <pic:cNvPicPr/>
+                  </pic:nvPicPr>
+                  <pic:blipFill>
+                    <a:blip r:embed="rId49"/>
+                    <a:stretch>
+                      <a:fillRect/>
+                    </a:stretch>
+                  </pic:blipFill>
+                  <pic:spPr>
+                    <a:xfrm>
+                      <a:off x="0" y="0"/>
+                      <a:ext cx="6096000" cy="3432048"/>
+                    </a:xfrm>
+                    <a:prstGeom prst="rect"/>
+                  </pic:spPr>
+                </pic:pic>
+              </a:graphicData>
+            </a:graphic>
+          </wp:inline>
+        </w:drawing>
+      </w:r>
+    </w:p>
+    <w:p>
+      <w:pPr/>
+      <w:r>
+        <w:rPr>
+          <w:lang w:val="fr_FR" w:bidi="fr_FR"/>
+        </w:rPr>
+      </w:r>
+      <w:hyperlink r:id="rId50">
+        <w:r>
+          <w:rPr>
+            <w:lang w:val="fr_FR" w:bidi="fr_FR"/>
+          </w:rPr>
+          <w:rPr>
+            <w:color w:val="0000EE"/>
+            <w:u w:val="single"/>
+          </w:rPr>
+          <w:t>link</w:t>
+        </w:r>
+      </w:hyperlink>
+      <w:r>
+        <w:rPr>
+          <w:lang w:val="fr_FR" w:bidi="fr_FR"/>
+        </w:rPr>
+      </w:r>
+      <w:r>
+        <w:rPr>
+          <w:lang w:val="fr_FR" w:bidi="fr_FR"/>
+        </w:rPr>
+      </w:r>
+    </w:p>
+    <w:p>
+      <w:pPr/>
+      <w:r>
+        <w:rPr>
+          <w:lang w:val="fr_FR" w:bidi="fr_FR"/>
+        </w:rPr>
+      </w:r>
+    </w:p>
+    <w:p>
+      <w:pPr>
+        <w:pStyle w:val="Heading2"/>
+      </w:pPr>
+      <w:r>
+        <w:rPr>
+          <w:lang w:val="fr_FR" w:bidi="fr_FR"/>
+        </w:rPr>
+        <w:t>Bûche</w:t>
+      </w:r>
+      <w:r>
+        <w:rPr>
+          <w:lang w:val="fr_FR" w:bidi="fr_FR"/>
+        </w:rPr>
+      </w:r>
+    </w:p>
+    <w:p>
+      <w:pPr>
+        <w:pStyle w:val="Heading4"/>
+      </w:pPr>
+      <w:r>
+        <w:rPr>
+          <w:lang w:val="fr_FR" w:bidi="fr_FR"/>
+        </w:rPr>
+        <w:t>Image Content</w:t>
+      </w:r>
+      <w:r>
+        <w:rPr>
+          <w:lang w:val="fr_FR" w:bidi="fr_FR"/>
+        </w:rPr>
+      </w:r>
+    </w:p>
+    <w:p>
+      <w:pPr/>
+      <w:r>
+        <w:rPr>
+          <w:lang w:val="fr_FR" w:bidi="fr_FR"/>
+        </w:rPr>
+      </w:r>
+    </w:p>
+    <w:p>
+      <w:r>
+        <w:drawing>
+          <wp:inline xmlns:a="http://schemas.openxmlformats.org/drawingml/2006/main" xmlns:pic="http://schemas.openxmlformats.org/drawingml/2006/picture">
+            <wp:extent cx="6096000" cy="3432048"/>
+            <wp:docPr id="20" name="Picture 20"/>
+            <wp:cNvGraphicFramePr>
+              <a:graphicFrameLocks noChangeAspect="1"/>
+            </wp:cNvGraphicFramePr>
+            <a:graphic>
+              <a:graphicData uri="http://schemas.openxmlformats.org/drawingml/2006/picture">
+                <pic:pic>
+                  <pic:nvPicPr>
+                    <pic:cNvPr id="0" name="image.jpg"/>
+                    <pic:cNvPicPr/>
+                  </pic:nvPicPr>
+                  <pic:blipFill>
+                    <a:blip r:embed="rId51"/>
+                    <a:stretch>
+                      <a:fillRect/>
+                    </a:stretch>
+                  </pic:blipFill>
+                  <pic:spPr>
+                    <a:xfrm>
+                      <a:off x="0" y="0"/>
+                      <a:ext cx="6096000" cy="3432048"/>
+                    </a:xfrm>
+                    <a:prstGeom prst="rect"/>
+                  </pic:spPr>
+                </pic:pic>
+              </a:graphicData>
+            </a:graphic>
+          </wp:inline>
+        </w:drawing>
+      </w:r>
+    </w:p>
+    <w:p>
+      <w:pPr/>
+      <w:r>
+        <w:rPr>
+          <w:lang w:val="fr_FR" w:bidi="fr_FR"/>
+        </w:rPr>
+      </w:r>
+      <w:hyperlink r:id="rId52">
         <w:r>
           <w:rPr>
             <w:lang w:val="fr_FR" w:bidi="fr_FR"/>
